--- a/weeks/01-getting-started/workbook-2.docx
+++ b/weeks/01-getting-started/workbook-2.docx
@@ -463,23 +463,23 @@
         <w:t xml:space="preserve"> </w:t>
       </w:r>
       <w:r>
-        <w:t xml:space="preserve">Move your work into the project. Using your computer’s file explorer, copy</w:t>
-      </w:r>
-      <w:r>
-        <w:t xml:space="preserve"> </w:t>
-      </w:r>
-      <w:r>
-        <w:rPr>
-          <w:b/>
-          <w:bCs/>
-        </w:rPr>
-        <w:t xml:space="preserve">everything from the week 1 student pack</w:t>
-      </w:r>
-      <w:r>
-        <w:t xml:space="preserve"> </w:t>
-      </w:r>
-      <w:r>
-        <w:t xml:space="preserve">(both workbooks and the</w:t>
+        <w:t xml:space="preserve">Move your work into the project. Using your computer’s file explorer, open the folder you</w:t>
+      </w:r>
+      <w:r>
+        <w:t xml:space="preserve"> </w:t>
+      </w:r>
+      <w:r>
+        <w:rPr>
+          <w:b/>
+          <w:bCs/>
+        </w:rPr>
+        <w:t xml:space="preserve">extracted</w:t>
+      </w:r>
+      <w:r>
+        <w:t xml:space="preserve"> </w:t>
+      </w:r>
+      <w:r>
+        <w:t xml:space="preserve">from the week 1 student pack (not the zip file itself) and copy everything in it, both workbooks and the</w:t>
       </w:r>
       <w:r>
         <w:t xml:space="preserve"> </w:t>
@@ -494,7 +494,7 @@
         <w:t xml:space="preserve"> </w:t>
       </w:r>
       <w:r>
-        <w:t xml:space="preserve">folder) into the</w:t>
+        <w:t xml:space="preserve">folder, into the</w:t>
       </w:r>
       <w:r>
         <w:t xml:space="preserve"> </w:t>
@@ -509,7 +509,7 @@
         <w:t xml:space="preserve"> </w:t>
       </w:r>
       <w:r>
-        <w:t xml:space="preserve">folder, along with the R script you made in session 1. Then reopen</w:t>
+        <w:t xml:space="preserve">folder. Copy the R script you made in session 1 there too. Then reopen</w:t>
       </w:r>
       <w:r>
         <w:t xml:space="preserve"> </w:t>
@@ -3617,7 +3617,7 @@
       <w:rFonts w:asciiTheme="majorHAnsi" w:cstheme="majorBidi" w:eastAsiaTheme="majorEastAsia" w:hAnsiTheme="majorHAnsi"/>
       <w:b/>
       <w:bCs/>
-      <w:color w:themeColor="accent1" w:themeShade="B5" w:val="345A8A"/>
+      <w:color w:themeColor="accent1" w:themeShade="B5" w:val="4B2479"/>
       <w:sz w:val="36"/>
       <w:szCs w:val="36"/>
     </w:rPr>
@@ -3673,7 +3673,7 @@
       <w:sz w:val="20"/>
       <w:szCs w:val="20"/>
       <w:b/>
-      <w:color w:val="345A8A"/>
+      <w:color w:val="4B2479"/>
       &gt;
     </w:rPr>
   </w:style>
@@ -3716,7 +3716,7 @@
       <w:rFonts w:asciiTheme="majorHAnsi" w:cstheme="majorBidi" w:eastAsiaTheme="majorEastAsia" w:hAnsiTheme="majorHAnsi"/>
       <w:b/>
       <w:bCs/>
-      <w:color w:themeColor="accent1" w:val="4F81BD"/>
+      <w:color w:themeColor="accent1" w:val="753BBD"/>
       <w:sz w:val="32"/>
       <w:szCs w:val="32"/>
     </w:rPr>
@@ -3738,7 +3738,7 @@
       <w:rFonts w:asciiTheme="majorHAnsi" w:cstheme="majorBidi" w:eastAsiaTheme="majorEastAsia" w:hAnsiTheme="majorHAnsi"/>
       <w:b/>
       <w:bCs/>
-      <w:color w:themeColor="accent1" w:val="4F81BD"/>
+      <w:color w:themeColor="accent1" w:val="753BBD"/>
       <w:sz w:val="28"/>
       <w:szCs w:val="28"/>
     </w:rPr>
@@ -3760,7 +3760,7 @@
       <w:rFonts w:asciiTheme="majorHAnsi" w:cstheme="majorBidi" w:eastAsiaTheme="majorEastAsia" w:hAnsiTheme="majorHAnsi"/>
       <w:b/>
       <w:bCs/>
-      <w:color w:themeColor="accent1" w:val="4F81BD"/>
+      <w:color w:themeColor="accent1" w:val="753BBD"/>
       <w:sz w:val="24"/>
       <w:szCs w:val="24"/>
     </w:rPr>
@@ -3782,7 +3782,7 @@
       <w:rFonts w:asciiTheme="majorHAnsi" w:cstheme="majorBidi" w:eastAsiaTheme="majorEastAsia" w:hAnsiTheme="majorHAnsi"/>
       <w:i/>
       <w:bCs/>
-      <w:color w:themeColor="accent1" w:val="4F81BD"/>
+      <w:color w:themeColor="accent1" w:val="753BBD"/>
       <w:sz w:val="24"/>
       <w:szCs w:val="24"/>
     </w:rPr>
@@ -3803,7 +3803,7 @@
     <w:rPr>
       <w:rFonts w:asciiTheme="majorHAnsi" w:cstheme="majorBidi" w:eastAsiaTheme="majorEastAsia" w:hAnsiTheme="majorHAnsi"/>
       <w:iCs/>
-      <w:color w:themeColor="accent1" w:val="4F81BD"/>
+      <w:color w:themeColor="accent1" w:val="753BBD"/>
       <w:sz w:val="24"/>
       <w:szCs w:val="24"/>
     </w:rPr>
@@ -3823,7 +3823,7 @@
     </w:pPr>
     <w:rPr>
       <w:rFonts w:asciiTheme="majorHAnsi" w:cstheme="majorBidi" w:eastAsiaTheme="majorEastAsia" w:hAnsiTheme="majorHAnsi"/>
-      <w:color w:themeColor="accent1" w:val="4F81BD"/>
+      <w:color w:themeColor="accent1" w:val="753BBD"/>
       <w:sz w:val="24"/>
       <w:szCs w:val="24"/>
     </w:rPr>
@@ -3843,7 +3843,7 @@
     </w:pPr>
     <w:rPr>
       <w:rFonts w:asciiTheme="majorHAnsi" w:cstheme="majorBidi" w:eastAsiaTheme="majorEastAsia" w:hAnsiTheme="majorHAnsi"/>
-      <w:color w:themeColor="accent1" w:val="4F81BD"/>
+      <w:color w:themeColor="accent1" w:val="753BBD"/>
       <w:sz w:val="24"/>
       <w:szCs w:val="24"/>
     </w:rPr>
@@ -3863,7 +3863,7 @@
     </w:pPr>
     <w:rPr>
       <w:rFonts w:asciiTheme="majorHAnsi" w:cstheme="majorBidi" w:eastAsiaTheme="majorEastAsia" w:hAnsiTheme="majorHAnsi"/>
-      <w:color w:themeColor="accent1" w:val="4F81BD"/>
+      <w:color w:themeColor="accent1" w:val="753BBD"/>
       <w:sz w:val="24"/>
       <w:szCs w:val="24"/>
     </w:rPr>
@@ -3883,7 +3883,7 @@
     </w:pPr>
     <w:rPr>
       <w:rFonts w:asciiTheme="majorHAnsi" w:cstheme="majorBidi" w:eastAsiaTheme="majorEastAsia" w:hAnsiTheme="majorHAnsi"/>
-      <w:color w:themeColor="accent1" w:val="4F81BD"/>
+      <w:color w:themeColor="accent1" w:val="753BBD"/>
       <w:sz w:val="24"/>
       <w:szCs w:val="24"/>
     </w:rPr>
@@ -4022,7 +4022,7 @@
     <w:name w:val="Hyperlink"/>
     <w:basedOn w:val="BodyTextChar"/>
     <w:rPr>
-      <w:color w:themeColor="accent1" w:val="4F81BD"/>
+      <w:color w:themeColor="accent1" w:val="753BBD"/>
     </w:rPr>
   </w:style>
   <w:style w:styleId="TOCHeading" w:type="paragraph">
@@ -4325,7 +4325,7 @@
         <a:srgbClr val="E8E8E8"/>
       </a:lt2>
       <a:accent1>
-        <a:srgbClr val="156082"/>
+        <a:srgbClr val="753BBD"/>
       </a:accent1>
       <a:accent2>
         <a:srgbClr val="E97132"/>
@@ -4343,7 +4343,7 @@
         <a:srgbClr val="4EA72E"/>
       </a:accent6>
       <a:hlink>
-        <a:srgbClr val="467886"/>
+        <a:srgbClr val="5E2F98"/>
       </a:hlink>
       <a:folHlink>
         <a:srgbClr val="96607D"/>

--- a/weeks/01-getting-started/workbook-2.docx
+++ b/weeks/01-getting-started/workbook-2.docx
@@ -36,7 +36,73 @@
         </w:p>
       </w:sdtContent>
     </w:sdt>
-    <w:bookmarkStart w:id="9" w:name="before-you-start"/>
+    <w:bookmarkStart w:id="11" w:name="X03955f623f18e7e387690122934e3c0520833f7"/>
+    <w:p>
+      <w:pPr>
+        <w:pStyle w:val="Heading2"/>
+      </w:pPr>
+      <w:r>
+        <w:t xml:space="preserve">This is the reference copy of the workbook</w:t>
+      </w:r>
+    </w:p>
+    <w:p>
+      <w:pPr>
+        <w:pStyle w:val="FirstParagraph"/>
+      </w:pPr>
+      <w:r>
+        <w:t xml:space="preserve">This page is for reading only: you can’t run code or save answers here. To work through the activities, open</w:t>
+      </w:r>
+      <w:r>
+        <w:t xml:space="preserve"> </w:t>
+      </w:r>
+      <w:r>
+        <w:rPr>
+          <w:rStyle w:val="VerbatimChar"/>
+          <w:b/>
+          <w:bCs/>
+        </w:rPr>
+        <w:t xml:space="preserve">week-01-session-2-workbook.qmd</w:t>
+      </w:r>
+      <w:r>
+        <w:t xml:space="preserve"> </w:t>
+      </w:r>
+      <w:r>
+        <w:t xml:space="preserve">in RStudio. It’s in the</w:t>
+      </w:r>
+      <w:r>
+        <w:t xml:space="preserve"> </w:t>
+      </w:r>
+      <w:hyperlink r:id="rId9">
+        <w:r>
+          <w:rPr>
+            <w:rStyle w:val="Hyperlink"/>
+          </w:rPr>
+          <w:t xml:space="preserve">student pack</w:t>
+        </w:r>
+      </w:hyperlink>
+      <w:r>
+        <w:t xml:space="preserve"> </w:t>
+      </w:r>
+      <w:r>
+        <w:t xml:space="preserve">you downloaded from the</w:t>
+      </w:r>
+      <w:r>
+        <w:t xml:space="preserve"> </w:t>
+      </w:r>
+      <w:hyperlink r:id="rId10">
+        <w:r>
+          <w:rPr>
+            <w:rStyle w:val="Hyperlink"/>
+          </w:rPr>
+          <w:t xml:space="preserve">week page</w:t>
+        </w:r>
+      </w:hyperlink>
+      <w:r>
+        <w:t xml:space="preserve">.</w:t>
+      </w:r>
+    </w:p>
+    <w:bookmarkEnd w:id="11"/>
+    <w:bookmarkStart w:id="12" w:name="before-you-start"/>
     <w:p>
       <w:pPr>
         <w:pStyle w:val="Heading2"/>
@@ -123,8 +189,8 @@
         <w:t xml:space="preserve">(Ctrl + S), and save your session 1 workbook too if it is still open.</w:t>
       </w:r>
     </w:p>
-    <w:bookmarkEnd w:id="9"/>
-    <w:bookmarkStart w:id="10" w:name="X3d6120d32bec159905a1be214193cdf2b5ffc90"/>
+    <w:bookmarkEnd w:id="12"/>
+    <w:bookmarkStart w:id="13" w:name="X3d6120d32bec159905a1be214193cdf2b5ffc90"/>
     <w:p>
       <w:pPr>
         <w:pStyle w:val="Heading2"/>
@@ -627,8 +693,8 @@
         <w:t xml:space="preserve">Your answer:</w:t>
       </w:r>
     </w:p>
-    <w:bookmarkEnd w:id="10"/>
-    <w:bookmarkStart w:id="11" w:name="activity-2-packages"/>
+    <w:bookmarkEnd w:id="13"/>
+    <w:bookmarkStart w:id="14" w:name="activity-2-packages"/>
     <w:p>
       <w:pPr>
         <w:pStyle w:val="Heading2"/>
@@ -941,8 +1007,8 @@
         <w:t xml:space="preserve">Your answer:</w:t>
       </w:r>
     </w:p>
-    <w:bookmarkEnd w:id="11"/>
-    <w:bookmarkStart w:id="12" w:name="X21323bbc2f6a56bf75a393c4bf6f6e0cedf4aa8"/>
+    <w:bookmarkEnd w:id="14"/>
+    <w:bookmarkStart w:id="15" w:name="X21323bbc2f6a56bf75a393c4bf6f6e0cedf4aa8"/>
     <w:p>
       <w:pPr>
         <w:pStyle w:val="Heading2"/>
@@ -1749,8 +1815,8 @@
         <w:t xml:space="preserve">Your answer:</w:t>
       </w:r>
     </w:p>
-    <w:bookmarkEnd w:id="12"/>
-    <w:bookmarkStart w:id="13" w:name="activity-4-working-with-a-tibble"/>
+    <w:bookmarkEnd w:id="15"/>
+    <w:bookmarkStart w:id="16" w:name="activity-4-working-with-a-tibble"/>
     <w:p>
       <w:pPr>
         <w:pStyle w:val="Heading2"/>
@@ -2433,8 +2499,8 @@
         <w:t xml:space="preserve">Your answer:</w:t>
       </w:r>
     </w:p>
-    <w:bookmarkEnd w:id="13"/>
-    <w:bookmarkStart w:id="14" w:name="activity-5-checking-the-answer"/>
+    <w:bookmarkEnd w:id="16"/>
+    <w:bookmarkStart w:id="17" w:name="activity-5-checking-the-answer"/>
     <w:p>
       <w:pPr>
         <w:pStyle w:val="Heading2"/>
@@ -2701,8 +2767,8 @@
         <w:t xml:space="preserve">Your answer:</w:t>
       </w:r>
     </w:p>
-    <w:bookmarkEnd w:id="14"/>
-    <w:bookmarkStart w:id="18" w:name="activity-6-your-first-plot"/>
+    <w:bookmarkEnd w:id="17"/>
+    <w:bookmarkStart w:id="21" w:name="activity-6-your-first-plot"/>
     <w:p>
       <w:pPr>
         <w:pStyle w:val="Heading2"/>
@@ -2911,18 +2977,18 @@
           <wp:inline>
             <wp:extent cx="4620126" cy="3696101"/>
             <wp:effectExtent b="0" l="0" r="0" t="0"/>
-            <wp:docPr descr="" title="" id="16" name="Picture"/>
+            <wp:docPr descr="" title="" id="19" name="Picture"/>
             <a:graphic>
               <a:graphicData uri="http://schemas.openxmlformats.org/drawingml/2006/picture">
                 <pic:pic>
                   <pic:nvPicPr>
-                    <pic:cNvPr descr="workbook-2_files/figure-docx/unnamed-chunk-10-1.png" id="17" name="Picture"/>
+                    <pic:cNvPr descr="workbook-2_files/figure-docx/unnamed-chunk-10-1.png" id="20" name="Picture"/>
                     <pic:cNvPicPr>
                       <a:picLocks noChangeArrowheads="1" noChangeAspect="1"/>
                     </pic:cNvPicPr>
                   </pic:nvPicPr>
                   <pic:blipFill>
-                    <a:blip r:embed="rId15"/>
+                    <a:blip r:embed="rId18"/>
                     <a:stretch>
                       <a:fillRect/>
                     </a:stretch>
@@ -3148,8 +3214,8 @@
         <w:t xml:space="preserve">Your answer:</w:t>
       </w:r>
     </w:p>
-    <w:bookmarkEnd w:id="18"/>
-    <w:bookmarkStart w:id="19" w:name="activity-7-render-and-check"/>
+    <w:bookmarkEnd w:id="21"/>
+    <w:bookmarkStart w:id="22" w:name="activity-7-render-and-check"/>
     <w:p>
       <w:pPr>
         <w:pStyle w:val="Heading2"/>
@@ -3211,7 +3277,7 @@
         <w:t xml:space="preserve">Your answer:</w:t>
       </w:r>
     </w:p>
-    <w:bookmarkEnd w:id="19"/>
+    <w:bookmarkEnd w:id="22"/>
     <w:sectPr>
       <w:pgSz w:h="16838" w:w="11906"/>
       <w:pgMar w:bottom="1440" w:footer="709" w:gutter="0" w:header="709" w:left="1440" w:right="1440" w:top="1440"/>
